--- a/18_DOCX/AUTO_CASES_0021_0028.docx
+++ b/18_DOCX/AUTO_CASES_0021_0028.docx
@@ -7,14 +7,61 @@
         <w:pStyle w:val="Heading1"/>
       </w:pPr>
       <w:r>
-        <w:t>AUTO_CASES_0021_0028 - Quinto e sexto lotes de estudos de caso AUTO</w:t>
-      </w:r>
-    </w:p>
-    <w:p>
-      <w:r>
-        <w:t>————————————————————————</w:t>
-      </w:r>
-    </w:p>
+        <w:t>AUTO_CASES_0021_0028 - Estudos de caso AUTO</w:t>
+      </w:r>
+    </w:p>
+    <w:p/>
+    <w:p>
+      <w:pPr>
+        <w:pStyle w:val="Heading2"/>
+      </w:pPr>
+      <w:r>
+        <w:t>Controle</w:t>
+      </w:r>
+    </w:p>
+    <w:p/>
+    <w:p>
+      <w:pPr>
+        <w:pStyle w:val="ListBullet"/>
+      </w:pPr>
+      <w:r>
+        <w:t>Versão: 0.2</w:t>
+      </w:r>
+    </w:p>
+    <w:p>
+      <w:pPr>
+        <w:pStyle w:val="ListBullet"/>
+      </w:pPr>
+      <w:r>
+        <w:t>Data: 2026-06-26</w:t>
+      </w:r>
+    </w:p>
+    <w:p>
+      <w:pPr>
+        <w:pStyle w:val="ListBullet"/>
+      </w:pPr>
+      <w:r>
+        <w:t>Autor: JP-BR Insurance Knowledge Base</w:t>
+      </w:r>
+    </w:p>
+    <w:p>
+      <w:pPr>
+        <w:pStyle w:val="ListBullet"/>
+      </w:pPr>
+      <w:r>
+        <w:t>Histórico: Consolidação atualizada com limite comercial/compliance.</w:t>
+      </w:r>
+    </w:p>
+    <w:p/>
+    <w:p>
+      <w:pPr>
+        <w:pStyle w:val="Heading2"/>
+      </w:pPr>
+      <w:r>
+        <w:t>Conteúdo consolidado</w:t>
+      </w:r>
+    </w:p>
+    <w:p/>
     <w:p>
       <w:pPr>
         <w:pStyle w:val="Heading1"/>
@@ -23,6 +70,7 @@
         <w:t>CASE-AUTO-0021 - Cliente não sabe descrever as circunstâncias do acidente</w:t>
       </w:r>
     </w:p>
+    <w:p/>
     <w:p>
       <w:pPr>
         <w:pStyle w:val="Heading2"/>
@@ -31,12 +79,13 @@
         <w:t>Controle</w:t>
       </w:r>
     </w:p>
+    <w:p/>
     <w:p>
       <w:pPr>
         <w:pStyle w:val="ListBullet"/>
       </w:pPr>
       <w:r>
-        <w:t>Versão: 0.1</w:t>
+        <w:t>Versão: 0.2</w:t>
       </w:r>
     </w:p>
     <w:p>
@@ -60,9 +109,10 @@
         <w:pStyle w:val="ListBullet"/>
       </w:pPr>
       <w:r>
-        <w:t>Histórico: Criação inicial.</w:t>
-      </w:r>
-    </w:p>
+        <w:t>Histórico: Criação inicial; inclusão de limite comercial/compliance.</w:t>
+      </w:r>
+    </w:p>
+    <w:p/>
     <w:p>
       <w:pPr>
         <w:pStyle w:val="Heading2"/>
@@ -71,11 +121,13 @@
         <w:t>Código</w:t>
       </w:r>
     </w:p>
+    <w:p/>
     <w:p>
       <w:r>
         <w:t>CASE-AUTO-0021</w:t>
       </w:r>
     </w:p>
+    <w:p/>
     <w:p>
       <w:pPr>
         <w:pStyle w:val="Heading2"/>
@@ -84,11 +136,13 @@
         <w:t>Produto ou categoria</w:t>
       </w:r>
     </w:p>
+    <w:p/>
     <w:p>
       <w:r>
         <w:t>AUTO</w:t>
       </w:r>
     </w:p>
+    <w:p/>
     <w:p>
       <w:pPr>
         <w:pStyle w:val="Heading2"/>
@@ -97,11 +151,13 @@
         <w:t>Situação</w:t>
       </w:r>
     </w:p>
+    <w:p/>
     <w:p>
       <w:r>
         <w:t>Cliente não sabe descrever as circunstâncias do acidente.</w:t>
       </w:r>
     </w:p>
+    <w:p/>
     <w:p>
       <w:pPr>
         <w:pStyle w:val="Heading2"/>
@@ -110,11 +166,13 @@
         <w:t>Problema</w:t>
       </w:r>
     </w:p>
+    <w:p/>
     <w:p>
       <w:r>
         <w:t>Cliente pode tomar decisão incorreta por falta de compreensão técnica, documentação incompleta ou comunicação informal com terceiros.</w:t>
       </w:r>
     </w:p>
+    <w:p/>
     <w:p>
       <w:pPr>
         <w:pStyle w:val="Heading2"/>
@@ -123,11 +181,13 @@
         <w:t>Análise</w:t>
       </w:r>
     </w:p>
+    <w:p/>
     <w:p>
       <w:r>
         <w:t>O atendimento deve separar fatos, documentos, responsabilidade, cobertura e decisão da seguradora. O corretor deve orientar sem prometer resultado antes da análise formal.</w:t>
       </w:r>
     </w:p>
+    <w:p/>
     <w:p>
       <w:pPr>
         <w:pStyle w:val="Heading2"/>
@@ -136,11 +196,13 @@
         <w:t>Orientação ao corretor</w:t>
       </w:r>
     </w:p>
+    <w:p/>
     <w:p>
       <w:r>
         <w:t>Coletar dados essenciais, registrar a situação, conectar o cliente aos documentos corretos e confirmar próximos passos com a seguradora.</w:t>
       </w:r>
     </w:p>
+    <w:p/>
     <w:p>
       <w:pPr>
         <w:pStyle w:val="Heading2"/>
@@ -149,11 +211,13 @@
         <w:t>Como explicar ao cliente brasileiro</w:t>
       </w:r>
     </w:p>
+    <w:p/>
     <w:p>
       <w:r>
         <w:t>Vamos organizar as informações e documentos antes de decidir qualquer coisa. Assim evitamos erro e ajudamos a seguradora a analisar corretamente.</w:t>
       </w:r>
     </w:p>
+    <w:p/>
     <w:p>
       <w:pPr>
         <w:pStyle w:val="Heading2"/>
@@ -162,19 +226,37 @@
         <w:t>Resultado esperado</w:t>
       </w:r>
     </w:p>
+    <w:p/>
     <w:p>
       <w:r>
         <w:t>Cliente entende o procedimento, evita acordo ou decisão precipitada e segue o fluxo correto de atendimento.</w:t>
       </w:r>
     </w:p>
+    <w:p/>
     <w:p>
       <w:pPr>
         <w:pStyle w:val="Heading2"/>
       </w:pPr>
       <w:r>
+        <w:t>Limite comercial/compliance</w:t>
+      </w:r>
+    </w:p>
+    <w:p/>
+    <w:p>
+      <w:r>
+        <w:t>O corretor deve usar este caso como orientação de atendimento, sem prometer cobertura, valor, prazo de pagamento, aceitação de responsabilidade ou resultado de análise. A decisão final depende da apólice, documentos, circunstâncias do evento e avaliação da seguradora.</w:t>
+      </w:r>
+    </w:p>
+    <w:p/>
+    <w:p>
+      <w:pPr>
+        <w:pStyle w:val="Heading2"/>
+      </w:pPr>
+      <w:r>
         <w:t>Termos relacionados</w:t>
       </w:r>
     </w:p>
+    <w:p/>
     <w:p>
       <w:pPr>
         <w:pStyle w:val="ListBullet"/>
@@ -191,6 +273,7 @@
         <w:t>AUTO-0042 - 相手方 - Outra parte envolvida</w:t>
       </w:r>
     </w:p>
+    <w:p/>
     <w:p>
       <w:pPr>
         <w:pStyle w:val="Heading2"/>
@@ -199,6 +282,7 @@
         <w:t>FAQs relacionadas</w:t>
       </w:r>
     </w:p>
+    <w:p/>
     <w:p>
       <w:pPr>
         <w:pStyle w:val="ListBullet"/>
@@ -215,6 +299,7 @@
         <w:t>FAQ-AUTO-0039</w:t>
       </w:r>
     </w:p>
+    <w:p/>
     <w:p>
       <w:pPr>
         <w:pStyle w:val="Heading2"/>
@@ -223,6 +308,7 @@
         <w:t>Diálogos relacionados</w:t>
       </w:r>
     </w:p>
+    <w:p/>
     <w:p>
       <w:pPr>
         <w:pStyle w:val="ListBullet"/>
@@ -231,6 +317,7 @@
         <w:t>DIALOGUE-AUTO-0015</w:t>
       </w:r>
     </w:p>
+    <w:p/>
     <w:p>
       <w:pPr>
         <w:pStyle w:val="Heading2"/>
@@ -239,6 +326,7 @@
         <w:t>Referências cruzadas</w:t>
       </w:r>
     </w:p>
+    <w:p/>
     <w:p>
       <w:pPr>
         <w:pStyle w:val="ListBullet"/>
@@ -279,6 +367,7 @@
         <w:t>DIALOGUE-AUTO-0015</w:t>
       </w:r>
     </w:p>
+    <w:p/>
     <w:p>
       <w:pPr>
         <w:pStyle w:val="Heading2"/>
@@ -287,6 +376,7 @@
         <w:t>Referências</w:t>
       </w:r>
     </w:p>
+    <w:p/>
     <w:p>
       <w:pPr>
         <w:pStyle w:val="ListBullet"/>
@@ -295,6 +385,7 @@
         <w:t>Documento interno: `EDITORIAL_RULES.md`</w:t>
       </w:r>
     </w:p>
+    <w:p/>
     <w:p>
       <w:pPr>
         <w:pStyle w:val="Heading2"/>
@@ -303,6 +394,7 @@
         <w:t>Tags</w:t>
       </w:r>
     </w:p>
+    <w:p/>
     <w:p>
       <w:pPr>
         <w:pStyle w:val="ListBullet"/>
@@ -335,6 +427,7 @@
         <w:t>atendimento</w:t>
       </w:r>
     </w:p>
+    <w:p/>
     <w:p>
       <w:pPr>
         <w:pStyle w:val="Heading2"/>
@@ -343,6 +436,7 @@
         <w:t>Veja também</w:t>
       </w:r>
     </w:p>
+    <w:p/>
     <w:p>
       <w:pPr>
         <w:pStyle w:val="ListBullet"/>
@@ -351,6 +445,7 @@
         <w:t>`14_FAQ/AUTO/FAQ-AUTO-0038.md`</w:t>
       </w:r>
     </w:p>
+    <w:p/>
     <w:p>
       <w:pPr>
         <w:pStyle w:val="Heading2"/>
@@ -359,6 +454,7 @@
         <w:t>Histórico de revisão</w:t>
       </w:r>
     </w:p>
+    <w:p/>
     <w:p>
       <w:r>
         <w:t>| Data | Versão | Autor | Alteração |</w:t>
@@ -376,9 +472,16 @@
     </w:p>
     <w:p>
       <w:r>
-        <w:t>————————————————————————</w:t>
-      </w:r>
-    </w:p>
+        <w:t>| 2026-06-26 | 0.2 | JP-BR Insurance Knowledge Base | Inclusão de limite comercial/compliance para uso seguro em atendimento e NotebookLM. |</w:t>
+      </w:r>
+    </w:p>
+    <w:p/>
+    <w:p>
+      <w:r>
+        <w:br w:type="page"/>
+      </w:r>
+    </w:p>
+    <w:p/>
     <w:p>
       <w:pPr>
         <w:pStyle w:val="Heading1"/>
@@ -387,6 +490,7 @@
         <w:t>CASE-AUTO-0022 - Cliente discorda do percentual de culpa</w:t>
       </w:r>
     </w:p>
+    <w:p/>
     <w:p>
       <w:pPr>
         <w:pStyle w:val="Heading2"/>
@@ -395,12 +499,13 @@
         <w:t>Controle</w:t>
       </w:r>
     </w:p>
+    <w:p/>
     <w:p>
       <w:pPr>
         <w:pStyle w:val="ListBullet"/>
       </w:pPr>
       <w:r>
-        <w:t>Versão: 0.1</w:t>
+        <w:t>Versão: 0.2</w:t>
       </w:r>
     </w:p>
     <w:p>
@@ -424,9 +529,10 @@
         <w:pStyle w:val="ListBullet"/>
       </w:pPr>
       <w:r>
-        <w:t>Histórico: Criação inicial.</w:t>
-      </w:r>
-    </w:p>
+        <w:t>Histórico: Criação inicial; inclusão de limite comercial/compliance.</w:t>
+      </w:r>
+    </w:p>
+    <w:p/>
     <w:p>
       <w:pPr>
         <w:pStyle w:val="Heading2"/>
@@ -435,11 +541,13 @@
         <w:t>Código</w:t>
       </w:r>
     </w:p>
+    <w:p/>
     <w:p>
       <w:r>
         <w:t>CASE-AUTO-0022</w:t>
       </w:r>
     </w:p>
+    <w:p/>
     <w:p>
       <w:pPr>
         <w:pStyle w:val="Heading2"/>
@@ -448,11 +556,13 @@
         <w:t>Produto ou categoria</w:t>
       </w:r>
     </w:p>
+    <w:p/>
     <w:p>
       <w:r>
         <w:t>AUTO</w:t>
       </w:r>
     </w:p>
+    <w:p/>
     <w:p>
       <w:pPr>
         <w:pStyle w:val="Heading2"/>
@@ -461,11 +571,13 @@
         <w:t>Situação</w:t>
       </w:r>
     </w:p>
+    <w:p/>
     <w:p>
       <w:r>
         <w:t>Cliente discorda do percentual de culpa.</w:t>
       </w:r>
     </w:p>
+    <w:p/>
     <w:p>
       <w:pPr>
         <w:pStyle w:val="Heading2"/>
@@ -474,11 +586,13 @@
         <w:t>Problema</w:t>
       </w:r>
     </w:p>
+    <w:p/>
     <w:p>
       <w:r>
         <w:t>Cliente pode tomar decisão incorreta por falta de compreensão técnica, documentação incompleta ou comunicação informal com terceiros.</w:t>
       </w:r>
     </w:p>
+    <w:p/>
     <w:p>
       <w:pPr>
         <w:pStyle w:val="Heading2"/>
@@ -487,11 +601,13 @@
         <w:t>Análise</w:t>
       </w:r>
     </w:p>
+    <w:p/>
     <w:p>
       <w:r>
         <w:t>O atendimento deve separar fatos, documentos, responsabilidade, cobertura e decisão da seguradora. O corretor deve orientar sem prometer resultado antes da análise formal.</w:t>
       </w:r>
     </w:p>
+    <w:p/>
     <w:p>
       <w:pPr>
         <w:pStyle w:val="Heading2"/>
@@ -500,11 +616,13 @@
         <w:t>Orientação ao corretor</w:t>
       </w:r>
     </w:p>
+    <w:p/>
     <w:p>
       <w:r>
         <w:t>Coletar dados essenciais, registrar a situação, conectar o cliente aos documentos corretos e confirmar próximos passos com a seguradora.</w:t>
       </w:r>
     </w:p>
+    <w:p/>
     <w:p>
       <w:pPr>
         <w:pStyle w:val="Heading2"/>
@@ -513,11 +631,13 @@
         <w:t>Como explicar ao cliente brasileiro</w:t>
       </w:r>
     </w:p>
+    <w:p/>
     <w:p>
       <w:r>
         <w:t>Vamos organizar as informações e documentos antes de decidir qualquer coisa. Assim evitamos erro e ajudamos a seguradora a analisar corretamente.</w:t>
       </w:r>
     </w:p>
+    <w:p/>
     <w:p>
       <w:pPr>
         <w:pStyle w:val="Heading2"/>
@@ -526,19 +646,37 @@
         <w:t>Resultado esperado</w:t>
       </w:r>
     </w:p>
+    <w:p/>
     <w:p>
       <w:r>
         <w:t>Cliente entende o procedimento, evita acordo ou decisão precipitada e segue o fluxo correto de atendimento.</w:t>
       </w:r>
     </w:p>
+    <w:p/>
     <w:p>
       <w:pPr>
         <w:pStyle w:val="Heading2"/>
       </w:pPr>
       <w:r>
+        <w:t>Limite comercial/compliance</w:t>
+      </w:r>
+    </w:p>
+    <w:p/>
+    <w:p>
+      <w:r>
+        <w:t>O corretor deve usar este caso como orientação de atendimento, sem prometer cobertura, valor, prazo de pagamento, aceitação de responsabilidade ou resultado de análise. A decisão final depende da apólice, documentos, circunstâncias do evento e avaliação da seguradora.</w:t>
+      </w:r>
+    </w:p>
+    <w:p/>
+    <w:p>
+      <w:pPr>
+        <w:pStyle w:val="Heading2"/>
+      </w:pPr>
+      <w:r>
         <w:t>Termos relacionados</w:t>
       </w:r>
     </w:p>
+    <w:p/>
     <w:p>
       <w:pPr>
         <w:pStyle w:val="ListBullet"/>
@@ -555,6 +693,7 @@
         <w:t>AUTO-0044 - 示談 - Acordo extrajudicial</w:t>
       </w:r>
     </w:p>
+    <w:p/>
     <w:p>
       <w:pPr>
         <w:pStyle w:val="Heading2"/>
@@ -563,6 +702,7 @@
         <w:t>FAQs relacionadas</w:t>
       </w:r>
     </w:p>
+    <w:p/>
     <w:p>
       <w:pPr>
         <w:pStyle w:val="ListBullet"/>
@@ -579,6 +719,7 @@
         <w:t>FAQ-AUTO-0041</w:t>
       </w:r>
     </w:p>
+    <w:p/>
     <w:p>
       <w:pPr>
         <w:pStyle w:val="Heading2"/>
@@ -587,6 +728,7 @@
         <w:t>Diálogos relacionados</w:t>
       </w:r>
     </w:p>
+    <w:p/>
     <w:p>
       <w:pPr>
         <w:pStyle w:val="ListBullet"/>
@@ -603,6 +745,7 @@
         <w:t>DIALOGUE-AUTO-0016</w:t>
       </w:r>
     </w:p>
+    <w:p/>
     <w:p>
       <w:pPr>
         <w:pStyle w:val="Heading2"/>
@@ -611,6 +754,7 @@
         <w:t>Referências cruzadas</w:t>
       </w:r>
     </w:p>
+    <w:p/>
     <w:p>
       <w:pPr>
         <w:pStyle w:val="ListBullet"/>
@@ -659,6 +803,7 @@
         <w:t>DIALOGUE-AUTO-0016</w:t>
       </w:r>
     </w:p>
+    <w:p/>
     <w:p>
       <w:pPr>
         <w:pStyle w:val="Heading2"/>
@@ -667,6 +812,7 @@
         <w:t>Referências</w:t>
       </w:r>
     </w:p>
+    <w:p/>
     <w:p>
       <w:pPr>
         <w:pStyle w:val="ListBullet"/>
@@ -675,6 +821,7 @@
         <w:t>Documento interno: `EDITORIAL_RULES.md`</w:t>
       </w:r>
     </w:p>
+    <w:p/>
     <w:p>
       <w:pPr>
         <w:pStyle w:val="Heading2"/>
@@ -683,6 +830,7 @@
         <w:t>Tags</w:t>
       </w:r>
     </w:p>
+    <w:p/>
     <w:p>
       <w:pPr>
         <w:pStyle w:val="ListBullet"/>
@@ -715,6 +863,7 @@
         <w:t>atendimento</w:t>
       </w:r>
     </w:p>
+    <w:p/>
     <w:p>
       <w:pPr>
         <w:pStyle w:val="Heading2"/>
@@ -723,6 +872,7 @@
         <w:t>Veja também</w:t>
       </w:r>
     </w:p>
+    <w:p/>
     <w:p>
       <w:pPr>
         <w:pStyle w:val="ListBullet"/>
@@ -731,6 +881,7 @@
         <w:t>`14_FAQ/AUTO/FAQ-AUTO-0040.md`</w:t>
       </w:r>
     </w:p>
+    <w:p/>
     <w:p>
       <w:pPr>
         <w:pStyle w:val="Heading2"/>
@@ -739,6 +890,7 @@
         <w:t>Histórico de revisão</w:t>
       </w:r>
     </w:p>
+    <w:p/>
     <w:p>
       <w:r>
         <w:t>| Data | Versão | Autor | Alteração |</w:t>
@@ -756,9 +908,16 @@
     </w:p>
     <w:p>
       <w:r>
-        <w:t>————————————————————————</w:t>
-      </w:r>
-    </w:p>
+        <w:t>| 2026-06-26 | 0.2 | JP-BR Insurance Knowledge Base | Inclusão de limite comercial/compliance para uso seguro em atendimento e NotebookLM. |</w:t>
+      </w:r>
+    </w:p>
+    <w:p/>
+    <w:p>
+      <w:r>
+        <w:br w:type="page"/>
+      </w:r>
+    </w:p>
+    <w:p/>
     <w:p>
       <w:pPr>
         <w:pStyle w:val="Heading1"/>
@@ -767,6 +926,7 @@
         <w:t>CASE-AUTO-0023 - Danos a terceiro exigem análise de indenização</w:t>
       </w:r>
     </w:p>
+    <w:p/>
     <w:p>
       <w:pPr>
         <w:pStyle w:val="Heading2"/>
@@ -775,12 +935,13 @@
         <w:t>Controle</w:t>
       </w:r>
     </w:p>
+    <w:p/>
     <w:p>
       <w:pPr>
         <w:pStyle w:val="ListBullet"/>
       </w:pPr>
       <w:r>
-        <w:t>Versão: 0.1</w:t>
+        <w:t>Versão: 0.2</w:t>
       </w:r>
     </w:p>
     <w:p>
@@ -804,9 +965,10 @@
         <w:pStyle w:val="ListBullet"/>
       </w:pPr>
       <w:r>
-        <w:t>Histórico: Criação inicial.</w:t>
-      </w:r>
-    </w:p>
+        <w:t>Histórico: Criação inicial; inclusão de limite comercial/compliance.</w:t>
+      </w:r>
+    </w:p>
+    <w:p/>
     <w:p>
       <w:pPr>
         <w:pStyle w:val="Heading2"/>
@@ -815,11 +977,13 @@
         <w:t>Código</w:t>
       </w:r>
     </w:p>
+    <w:p/>
     <w:p>
       <w:r>
         <w:t>CASE-AUTO-0023</w:t>
       </w:r>
     </w:p>
+    <w:p/>
     <w:p>
       <w:pPr>
         <w:pStyle w:val="Heading2"/>
@@ -828,11 +992,13 @@
         <w:t>Produto ou categoria</w:t>
       </w:r>
     </w:p>
+    <w:p/>
     <w:p>
       <w:r>
         <w:t>AUTO</w:t>
       </w:r>
     </w:p>
+    <w:p/>
     <w:p>
       <w:pPr>
         <w:pStyle w:val="Heading2"/>
@@ -841,11 +1007,13 @@
         <w:t>Situação</w:t>
       </w:r>
     </w:p>
+    <w:p/>
     <w:p>
       <w:r>
         <w:t>Danos a terceiro exigem análise de indenização.</w:t>
       </w:r>
     </w:p>
+    <w:p/>
     <w:p>
       <w:pPr>
         <w:pStyle w:val="Heading2"/>
@@ -854,11 +1022,13 @@
         <w:t>Problema</w:t>
       </w:r>
     </w:p>
+    <w:p/>
     <w:p>
       <w:r>
         <w:t>Cliente pode tomar decisão incorreta por falta de compreensão técnica, documentação incompleta ou comunicação informal com terceiros.</w:t>
       </w:r>
     </w:p>
+    <w:p/>
     <w:p>
       <w:pPr>
         <w:pStyle w:val="Heading2"/>
@@ -867,11 +1037,13 @@
         <w:t>Análise</w:t>
       </w:r>
     </w:p>
+    <w:p/>
     <w:p>
       <w:r>
         <w:t>O atendimento deve separar fatos, documentos, responsabilidade, cobertura e decisão da seguradora. O corretor deve orientar sem prometer resultado antes da análise formal.</w:t>
       </w:r>
     </w:p>
+    <w:p/>
     <w:p>
       <w:pPr>
         <w:pStyle w:val="Heading2"/>
@@ -880,11 +1052,13 @@
         <w:t>Orientação ao corretor</w:t>
       </w:r>
     </w:p>
+    <w:p/>
     <w:p>
       <w:r>
         <w:t>Coletar dados essenciais, registrar a situação, conectar o cliente aos documentos corretos e confirmar próximos passos com a seguradora.</w:t>
       </w:r>
     </w:p>
+    <w:p/>
     <w:p>
       <w:pPr>
         <w:pStyle w:val="Heading2"/>
@@ -893,11 +1067,13 @@
         <w:t>Como explicar ao cliente brasileiro</w:t>
       </w:r>
     </w:p>
+    <w:p/>
     <w:p>
       <w:r>
         <w:t>Vamos organizar as informações e documentos antes de decidir qualquer coisa. Assim evitamos erro e ajudamos a seguradora a analisar corretamente.</w:t>
       </w:r>
     </w:p>
+    <w:p/>
     <w:p>
       <w:pPr>
         <w:pStyle w:val="Heading2"/>
@@ -906,19 +1082,37 @@
         <w:t>Resultado esperado</w:t>
       </w:r>
     </w:p>
+    <w:p/>
     <w:p>
       <w:r>
         <w:t>Cliente entende o procedimento, evita acordo ou decisão precipitada e segue o fluxo correto de atendimento.</w:t>
       </w:r>
     </w:p>
+    <w:p/>
     <w:p>
       <w:pPr>
         <w:pStyle w:val="Heading2"/>
       </w:pPr>
       <w:r>
+        <w:t>Limite comercial/compliance</w:t>
+      </w:r>
+    </w:p>
+    <w:p/>
+    <w:p>
+      <w:r>
+        <w:t>O corretor deve usar este caso como orientação de atendimento, sem prometer cobertura, valor, prazo de pagamento, aceitação de responsabilidade ou resultado de análise. A decisão final depende da apólice, documentos, circunstâncias do evento e avaliação da seguradora.</w:t>
+      </w:r>
+    </w:p>
+    <w:p/>
+    <w:p>
+      <w:pPr>
+        <w:pStyle w:val="Heading2"/>
+      </w:pPr>
+      <w:r>
         <w:t>Termos relacionados</w:t>
       </w:r>
     </w:p>
+    <w:p/>
     <w:p>
       <w:pPr>
         <w:pStyle w:val="ListBullet"/>
@@ -935,6 +1129,7 @@
         <w:t>AUTO-0003 - AUTO-0003 - Termo relacionado</w:t>
       </w:r>
     </w:p>
+    <w:p/>
     <w:p>
       <w:pPr>
         <w:pStyle w:val="Heading2"/>
@@ -943,6 +1138,7 @@
         <w:t>FAQs relacionadas</w:t>
       </w:r>
     </w:p>
+    <w:p/>
     <w:p>
       <w:pPr>
         <w:pStyle w:val="ListBullet"/>
@@ -959,6 +1155,7 @@
         <w:t>FAQ-AUTO-0003</w:t>
       </w:r>
     </w:p>
+    <w:p/>
     <w:p>
       <w:pPr>
         <w:pStyle w:val="Heading2"/>
@@ -967,6 +1164,7 @@
         <w:t>Diálogos relacionados</w:t>
       </w:r>
     </w:p>
+    <w:p/>
     <w:p>
       <w:pPr>
         <w:pStyle w:val="ListBullet"/>
@@ -975,6 +1173,7 @@
         <w:t>DIALOGUE-AUTO-0016</w:t>
       </w:r>
     </w:p>
+    <w:p/>
     <w:p>
       <w:pPr>
         <w:pStyle w:val="Heading2"/>
@@ -983,6 +1182,7 @@
         <w:t>Referências cruzadas</w:t>
       </w:r>
     </w:p>
+    <w:p/>
     <w:p>
       <w:pPr>
         <w:pStyle w:val="ListBullet"/>
@@ -1023,6 +1223,7 @@
         <w:t>DIALOGUE-AUTO-0016</w:t>
       </w:r>
     </w:p>
+    <w:p/>
     <w:p>
       <w:pPr>
         <w:pStyle w:val="Heading2"/>
@@ -1031,6 +1232,7 @@
         <w:t>Referências</w:t>
       </w:r>
     </w:p>
+    <w:p/>
     <w:p>
       <w:pPr>
         <w:pStyle w:val="ListBullet"/>
@@ -1039,6 +1241,7 @@
         <w:t>Documento interno: `EDITORIAL_RULES.md`</w:t>
       </w:r>
     </w:p>
+    <w:p/>
     <w:p>
       <w:pPr>
         <w:pStyle w:val="Heading2"/>
@@ -1047,6 +1250,7 @@
         <w:t>Tags</w:t>
       </w:r>
     </w:p>
+    <w:p/>
     <w:p>
       <w:pPr>
         <w:pStyle w:val="ListBullet"/>
@@ -1079,6 +1283,7 @@
         <w:t>atendimento</w:t>
       </w:r>
     </w:p>
+    <w:p/>
     <w:p>
       <w:pPr>
         <w:pStyle w:val="Heading2"/>
@@ -1087,6 +1292,7 @@
         <w:t>Veja também</w:t>
       </w:r>
     </w:p>
+    <w:p/>
     <w:p>
       <w:pPr>
         <w:pStyle w:val="ListBullet"/>
@@ -1095,6 +1301,7 @@
         <w:t>`14_FAQ/AUTO/FAQ-AUTO-0042.md`</w:t>
       </w:r>
     </w:p>
+    <w:p/>
     <w:p>
       <w:pPr>
         <w:pStyle w:val="Heading2"/>
@@ -1103,6 +1310,7 @@
         <w:t>Histórico de revisão</w:t>
       </w:r>
     </w:p>
+    <w:p/>
     <w:p>
       <w:r>
         <w:t>| Data | Versão | Autor | Alteração |</w:t>
@@ -1120,9 +1328,16 @@
     </w:p>
     <w:p>
       <w:r>
-        <w:t>————————————————————————</w:t>
-      </w:r>
-    </w:p>
+        <w:t>| 2026-06-26 | 0.2 | JP-BR Insurance Knowledge Base | Inclusão de limite comercial/compliance para uso seguro em atendimento e NotebookLM. |</w:t>
+      </w:r>
+    </w:p>
+    <w:p/>
+    <w:p>
+      <w:r>
+        <w:br w:type="page"/>
+      </w:r>
+    </w:p>
+    <w:p/>
     <w:p>
       <w:pPr>
         <w:pStyle w:val="Heading1"/>
@@ -1131,6 +1346,7 @@
         <w:t>CASE-AUTO-0024 - Seguradora solicita orçamento e avaliação de danos</w:t>
       </w:r>
     </w:p>
+    <w:p/>
     <w:p>
       <w:pPr>
         <w:pStyle w:val="Heading2"/>
@@ -1139,12 +1355,13 @@
         <w:t>Controle</w:t>
       </w:r>
     </w:p>
+    <w:p/>
     <w:p>
       <w:pPr>
         <w:pStyle w:val="ListBullet"/>
       </w:pPr>
       <w:r>
-        <w:t>Versão: 0.1</w:t>
+        <w:t>Versão: 0.2</w:t>
       </w:r>
     </w:p>
     <w:p>
@@ -1168,9 +1385,10 @@
         <w:pStyle w:val="ListBullet"/>
       </w:pPr>
       <w:r>
-        <w:t>Histórico: Criação inicial.</w:t>
-      </w:r>
-    </w:p>
+        <w:t>Histórico: Criação inicial; inclusão de limite comercial/compliance.</w:t>
+      </w:r>
+    </w:p>
+    <w:p/>
     <w:p>
       <w:pPr>
         <w:pStyle w:val="Heading2"/>
@@ -1179,11 +1397,13 @@
         <w:t>Código</w:t>
       </w:r>
     </w:p>
+    <w:p/>
     <w:p>
       <w:r>
         <w:t>CASE-AUTO-0024</w:t>
       </w:r>
     </w:p>
+    <w:p/>
     <w:p>
       <w:pPr>
         <w:pStyle w:val="Heading2"/>
@@ -1192,11 +1412,13 @@
         <w:t>Produto ou categoria</w:t>
       </w:r>
     </w:p>
+    <w:p/>
     <w:p>
       <w:r>
         <w:t>AUTO</w:t>
       </w:r>
     </w:p>
+    <w:p/>
     <w:p>
       <w:pPr>
         <w:pStyle w:val="Heading2"/>
@@ -1205,11 +1427,13 @@
         <w:t>Situação</w:t>
       </w:r>
     </w:p>
+    <w:p/>
     <w:p>
       <w:r>
         <w:t>Seguradora solicita orçamento e avaliação de danos.</w:t>
       </w:r>
     </w:p>
+    <w:p/>
     <w:p>
       <w:pPr>
         <w:pStyle w:val="Heading2"/>
@@ -1218,11 +1442,13 @@
         <w:t>Problema</w:t>
       </w:r>
     </w:p>
+    <w:p/>
     <w:p>
       <w:r>
         <w:t>Cliente pode tomar decisão incorreta por falta de compreensão técnica, documentação incompleta ou comunicação informal com terceiros.</w:t>
       </w:r>
     </w:p>
+    <w:p/>
     <w:p>
       <w:pPr>
         <w:pStyle w:val="Heading2"/>
@@ -1231,11 +1457,13 @@
         <w:t>Análise</w:t>
       </w:r>
     </w:p>
+    <w:p/>
     <w:p>
       <w:r>
         <w:t>O atendimento deve separar fatos, documentos, responsabilidade, cobertura e decisão da seguradora. O corretor deve orientar sem prometer resultado antes da análise formal.</w:t>
       </w:r>
     </w:p>
+    <w:p/>
     <w:p>
       <w:pPr>
         <w:pStyle w:val="Heading2"/>
@@ -1244,11 +1472,13 @@
         <w:t>Orientação ao corretor</w:t>
       </w:r>
     </w:p>
+    <w:p/>
     <w:p>
       <w:r>
         <w:t>Coletar dados essenciais, registrar a situação, conectar o cliente aos documentos corretos e confirmar próximos passos com a seguradora.</w:t>
       </w:r>
     </w:p>
+    <w:p/>
     <w:p>
       <w:pPr>
         <w:pStyle w:val="Heading2"/>
@@ -1257,11 +1487,13 @@
         <w:t>Como explicar ao cliente brasileiro</w:t>
       </w:r>
     </w:p>
+    <w:p/>
     <w:p>
       <w:r>
         <w:t>Vamos organizar as informações e documentos antes de decidir qualquer coisa. Assim evitamos erro e ajudamos a seguradora a analisar corretamente.</w:t>
       </w:r>
     </w:p>
+    <w:p/>
     <w:p>
       <w:pPr>
         <w:pStyle w:val="Heading2"/>
@@ -1270,19 +1502,37 @@
         <w:t>Resultado esperado</w:t>
       </w:r>
     </w:p>
+    <w:p/>
     <w:p>
       <w:r>
         <w:t>Cliente entende o procedimento, evita acordo ou decisão precipitada e segue o fluxo correto de atendimento.</w:t>
       </w:r>
     </w:p>
+    <w:p/>
     <w:p>
       <w:pPr>
         <w:pStyle w:val="Heading2"/>
       </w:pPr>
       <w:r>
+        <w:t>Limite comercial/compliance</w:t>
+      </w:r>
+    </w:p>
+    <w:p/>
+    <w:p>
+      <w:r>
+        <w:t>O corretor deve usar este caso como orientação de atendimento, sem prometer cobertura, valor, prazo de pagamento, aceitação de responsabilidade ou resultado de análise. A decisão final depende da apólice, documentos, circunstâncias do evento e avaliação da seguradora.</w:t>
+      </w:r>
+    </w:p>
+    <w:p/>
+    <w:p>
+      <w:pPr>
+        <w:pStyle w:val="Heading2"/>
+      </w:pPr>
+      <w:r>
         <w:t>Termos relacionados</w:t>
       </w:r>
     </w:p>
+    <w:p/>
     <w:p>
       <w:pPr>
         <w:pStyle w:val="ListBullet"/>
@@ -1299,6 +1549,7 @@
         <w:t>AUTO-0047 - 損害調査 - Avaliação de danos</w:t>
       </w:r>
     </w:p>
+    <w:p/>
     <w:p>
       <w:pPr>
         <w:pStyle w:val="Heading2"/>
@@ -1307,6 +1558,7 @@
         <w:t>FAQs relacionadas</w:t>
       </w:r>
     </w:p>
+    <w:p/>
     <w:p>
       <w:pPr>
         <w:pStyle w:val="ListBullet"/>
@@ -1323,6 +1575,7 @@
         <w:t>FAQ-AUTO-0044</w:t>
       </w:r>
     </w:p>
+    <w:p/>
     <w:p>
       <w:pPr>
         <w:pStyle w:val="Heading2"/>
@@ -1331,6 +1584,7 @@
         <w:t>Diálogos relacionados</w:t>
       </w:r>
     </w:p>
+    <w:p/>
     <w:p>
       <w:pPr>
         <w:pStyle w:val="ListBullet"/>
@@ -1339,6 +1593,7 @@
         <w:t>DIALOGUE-AUTO-0017</w:t>
       </w:r>
     </w:p>
+    <w:p/>
     <w:p>
       <w:pPr>
         <w:pStyle w:val="Heading2"/>
@@ -1347,6 +1602,7 @@
         <w:t>Referências cruzadas</w:t>
       </w:r>
     </w:p>
+    <w:p/>
     <w:p>
       <w:pPr>
         <w:pStyle w:val="ListBullet"/>
@@ -1387,6 +1643,7 @@
         <w:t>DIALOGUE-AUTO-0017</w:t>
       </w:r>
     </w:p>
+    <w:p/>
     <w:p>
       <w:pPr>
         <w:pStyle w:val="Heading2"/>
@@ -1395,6 +1652,7 @@
         <w:t>Referências</w:t>
       </w:r>
     </w:p>
+    <w:p/>
     <w:p>
       <w:pPr>
         <w:pStyle w:val="ListBullet"/>
@@ -1403,6 +1661,7 @@
         <w:t>Documento interno: `EDITORIAL_RULES.md`</w:t>
       </w:r>
     </w:p>
+    <w:p/>
     <w:p>
       <w:pPr>
         <w:pStyle w:val="Heading2"/>
@@ -1411,6 +1670,7 @@
         <w:t>Tags</w:t>
       </w:r>
     </w:p>
+    <w:p/>
     <w:p>
       <w:pPr>
         <w:pStyle w:val="ListBullet"/>
@@ -1443,6 +1703,7 @@
         <w:t>atendimento</w:t>
       </w:r>
     </w:p>
+    <w:p/>
     <w:p>
       <w:pPr>
         <w:pStyle w:val="Heading2"/>
@@ -1451,6 +1712,7 @@
         <w:t>Veja também</w:t>
       </w:r>
     </w:p>
+    <w:p/>
     <w:p>
       <w:pPr>
         <w:pStyle w:val="ListBullet"/>
@@ -1459,6 +1721,7 @@
         <w:t>`14_FAQ/AUTO/FAQ-AUTO-0043.md`</w:t>
       </w:r>
     </w:p>
+    <w:p/>
     <w:p>
       <w:pPr>
         <w:pStyle w:val="Heading2"/>
@@ -1467,6 +1730,7 @@
         <w:t>Histórico de revisão</w:t>
       </w:r>
     </w:p>
+    <w:p/>
     <w:p>
       <w:r>
         <w:t>| Data | Versão | Autor | Alteração |</w:t>
@@ -1484,9 +1748,16 @@
     </w:p>
     <w:p>
       <w:r>
-        <w:t>————————————————————————</w:t>
-      </w:r>
-    </w:p>
+        <w:t>| 2026-06-26 | 0.2 | JP-BR Insurance Knowledge Base | Inclusão de limite comercial/compliance para uso seguro em atendimento e NotebookLM. |</w:t>
+      </w:r>
+    </w:p>
+    <w:p/>
+    <w:p>
+      <w:r>
+        <w:br w:type="page"/>
+      </w:r>
+    </w:p>
+    <w:p/>
     <w:p>
       <w:pPr>
         <w:pStyle w:val="Heading1"/>
@@ -1495,6 +1766,7 @@
         <w:t>CASE-AUTO-0025 - Cliente não entende diferença entre perda total e parcial</w:t>
       </w:r>
     </w:p>
+    <w:p/>
     <w:p>
       <w:pPr>
         <w:pStyle w:val="Heading2"/>
@@ -1503,12 +1775,13 @@
         <w:t>Controle</w:t>
       </w:r>
     </w:p>
+    <w:p/>
     <w:p>
       <w:pPr>
         <w:pStyle w:val="ListBullet"/>
       </w:pPr>
       <w:r>
-        <w:t>Versão: 0.1</w:t>
+        <w:t>Versão: 0.2</w:t>
       </w:r>
     </w:p>
     <w:p>
@@ -1532,9 +1805,10 @@
         <w:pStyle w:val="ListBullet"/>
       </w:pPr>
       <w:r>
-        <w:t>Histórico: Criação inicial.</w:t>
-      </w:r>
-    </w:p>
+        <w:t>Histórico: Criação inicial; inclusão de limite comercial/compliance.</w:t>
+      </w:r>
+    </w:p>
+    <w:p/>
     <w:p>
       <w:pPr>
         <w:pStyle w:val="Heading2"/>
@@ -1543,11 +1817,13 @@
         <w:t>Código</w:t>
       </w:r>
     </w:p>
+    <w:p/>
     <w:p>
       <w:r>
         <w:t>CASE-AUTO-0025</w:t>
       </w:r>
     </w:p>
+    <w:p/>
     <w:p>
       <w:pPr>
         <w:pStyle w:val="Heading2"/>
@@ -1556,11 +1832,13 @@
         <w:t>Produto ou categoria</w:t>
       </w:r>
     </w:p>
+    <w:p/>
     <w:p>
       <w:r>
         <w:t>AUTO</w:t>
       </w:r>
     </w:p>
+    <w:p/>
     <w:p>
       <w:pPr>
         <w:pStyle w:val="Heading2"/>
@@ -1569,11 +1847,13 @@
         <w:t>Situação</w:t>
       </w:r>
     </w:p>
+    <w:p/>
     <w:p>
       <w:r>
         <w:t>Cliente não entende diferença entre perda total e parcial.</w:t>
       </w:r>
     </w:p>
+    <w:p/>
     <w:p>
       <w:pPr>
         <w:pStyle w:val="Heading2"/>
@@ -1582,11 +1862,13 @@
         <w:t>Problema</w:t>
       </w:r>
     </w:p>
+    <w:p/>
     <w:p>
       <w:r>
         <w:t>Cliente pode tomar decisão incorreta por falta de compreensão técnica, documentação incompleta ou comunicação informal com terceiros.</w:t>
       </w:r>
     </w:p>
+    <w:p/>
     <w:p>
       <w:pPr>
         <w:pStyle w:val="Heading2"/>
@@ -1595,11 +1877,13 @@
         <w:t>Análise</w:t>
       </w:r>
     </w:p>
+    <w:p/>
     <w:p>
       <w:r>
         <w:t>O atendimento deve separar fatos, documentos, responsabilidade, cobertura e decisão da seguradora. O corretor deve orientar sem prometer resultado antes da análise formal.</w:t>
       </w:r>
     </w:p>
+    <w:p/>
     <w:p>
       <w:pPr>
         <w:pStyle w:val="Heading2"/>
@@ -1608,11 +1892,13 @@
         <w:t>Orientação ao corretor</w:t>
       </w:r>
     </w:p>
+    <w:p/>
     <w:p>
       <w:r>
         <w:t>Coletar dados essenciais, registrar a situação, conectar o cliente aos documentos corretos e confirmar próximos passos com a seguradora.</w:t>
       </w:r>
     </w:p>
+    <w:p/>
     <w:p>
       <w:pPr>
         <w:pStyle w:val="Heading2"/>
@@ -1621,11 +1907,13 @@
         <w:t>Como explicar ao cliente brasileiro</w:t>
       </w:r>
     </w:p>
+    <w:p/>
     <w:p>
       <w:r>
         <w:t>Vamos organizar as informações e documentos antes de decidir qualquer coisa. Assim evitamos erro e ajudamos a seguradora a analisar corretamente.</w:t>
       </w:r>
     </w:p>
+    <w:p/>
     <w:p>
       <w:pPr>
         <w:pStyle w:val="Heading2"/>
@@ -1634,19 +1922,37 @@
         <w:t>Resultado esperado</w:t>
       </w:r>
     </w:p>
+    <w:p/>
     <w:p>
       <w:r>
         <w:t>Cliente entende o procedimento, evita acordo ou decisão precipitada e segue o fluxo correto de atendimento.</w:t>
       </w:r>
     </w:p>
+    <w:p/>
     <w:p>
       <w:pPr>
         <w:pStyle w:val="Heading2"/>
       </w:pPr>
       <w:r>
+        <w:t>Limite comercial/compliance</w:t>
+      </w:r>
+    </w:p>
+    <w:p/>
+    <w:p>
+      <w:r>
+        <w:t>O corretor deve usar este caso como orientação de atendimento, sem prometer cobertura, valor, prazo de pagamento, aceitação de responsabilidade ou resultado de análise. A decisão final depende da apólice, documentos, circunstâncias do evento e avaliação da seguradora.</w:t>
+      </w:r>
+    </w:p>
+    <w:p/>
+    <w:p>
+      <w:pPr>
+        <w:pStyle w:val="Heading2"/>
+      </w:pPr>
+      <w:r>
         <w:t>Termos relacionados</w:t>
       </w:r>
     </w:p>
+    <w:p/>
     <w:p>
       <w:pPr>
         <w:pStyle w:val="ListBullet"/>
@@ -1663,6 +1969,7 @@
         <w:t>AUTO-0049 - 分損 - Perda parcial</w:t>
       </w:r>
     </w:p>
+    <w:p/>
     <w:p>
       <w:pPr>
         <w:pStyle w:val="Heading2"/>
@@ -1671,6 +1978,7 @@
         <w:t>FAQs relacionadas</w:t>
       </w:r>
     </w:p>
+    <w:p/>
     <w:p>
       <w:pPr>
         <w:pStyle w:val="ListBullet"/>
@@ -1687,6 +1995,7 @@
         <w:t>FAQ-AUTO-0046</w:t>
       </w:r>
     </w:p>
+    <w:p/>
     <w:p>
       <w:pPr>
         <w:pStyle w:val="Heading2"/>
@@ -1695,6 +2004,7 @@
         <w:t>Diálogos relacionados</w:t>
       </w:r>
     </w:p>
+    <w:p/>
     <w:p>
       <w:pPr>
         <w:pStyle w:val="ListBullet"/>
@@ -1703,6 +2013,7 @@
         <w:t>DIALOGUE-AUTO-0017</w:t>
       </w:r>
     </w:p>
+    <w:p/>
     <w:p>
       <w:pPr>
         <w:pStyle w:val="Heading2"/>
@@ -1711,6 +2022,7 @@
         <w:t>Referências cruzadas</w:t>
       </w:r>
     </w:p>
+    <w:p/>
     <w:p>
       <w:pPr>
         <w:pStyle w:val="ListBullet"/>
@@ -1751,6 +2063,7 @@
         <w:t>DIALOGUE-AUTO-0017</w:t>
       </w:r>
     </w:p>
+    <w:p/>
     <w:p>
       <w:pPr>
         <w:pStyle w:val="Heading2"/>
@@ -1759,6 +2072,7 @@
         <w:t>Referências</w:t>
       </w:r>
     </w:p>
+    <w:p/>
     <w:p>
       <w:pPr>
         <w:pStyle w:val="ListBullet"/>
@@ -1767,6 +2081,7 @@
         <w:t>Documento interno: `EDITORIAL_RULES.md`</w:t>
       </w:r>
     </w:p>
+    <w:p/>
     <w:p>
       <w:pPr>
         <w:pStyle w:val="Heading2"/>
@@ -1775,6 +2090,7 @@
         <w:t>Tags</w:t>
       </w:r>
     </w:p>
+    <w:p/>
     <w:p>
       <w:pPr>
         <w:pStyle w:val="ListBullet"/>
@@ -1807,6 +2123,7 @@
         <w:t>atendimento</w:t>
       </w:r>
     </w:p>
+    <w:p/>
     <w:p>
       <w:pPr>
         <w:pStyle w:val="Heading2"/>
@@ -1815,6 +2132,7 @@
         <w:t>Veja também</w:t>
       </w:r>
     </w:p>
+    <w:p/>
     <w:p>
       <w:pPr>
         <w:pStyle w:val="ListBullet"/>
@@ -1823,6 +2141,7 @@
         <w:t>`14_FAQ/AUTO/FAQ-AUTO-0045.md`</w:t>
       </w:r>
     </w:p>
+    <w:p/>
     <w:p>
       <w:pPr>
         <w:pStyle w:val="Heading2"/>
@@ -1831,6 +2150,7 @@
         <w:t>Histórico de revisão</w:t>
       </w:r>
     </w:p>
+    <w:p/>
     <w:p>
       <w:r>
         <w:t>| Data | Versão | Autor | Alteração |</w:t>
@@ -1848,9 +2168,16 @@
     </w:p>
     <w:p>
       <w:r>
-        <w:t>————————————————————————</w:t>
-      </w:r>
-    </w:p>
+        <w:t>| 2026-06-26 | 0.2 | JP-BR Insurance Knowledge Base | Inclusão de limite comercial/compliance para uso seguro em atendimento e NotebookLM. |</w:t>
+      </w:r>
+    </w:p>
+    <w:p/>
+    <w:p>
+      <w:r>
+        <w:br w:type="page"/>
+      </w:r>
+    </w:p>
+    <w:p/>
     <w:p>
       <w:pPr>
         <w:pStyle w:val="Heading1"/>
@@ -1859,6 +2186,7 @@
         <w:t>CASE-AUTO-0026 - Veículo precisa de guincho e oficina após pane ou acidente</w:t>
       </w:r>
     </w:p>
+    <w:p/>
     <w:p>
       <w:pPr>
         <w:pStyle w:val="Heading2"/>
@@ -1867,12 +2195,13 @@
         <w:t>Controle</w:t>
       </w:r>
     </w:p>
+    <w:p/>
     <w:p>
       <w:pPr>
         <w:pStyle w:val="ListBullet"/>
       </w:pPr>
       <w:r>
-        <w:t>Versão: 0.1</w:t>
+        <w:t>Versão: 0.2</w:t>
       </w:r>
     </w:p>
     <w:p>
@@ -1896,9 +2225,10 @@
         <w:pStyle w:val="ListBullet"/>
       </w:pPr>
       <w:r>
-        <w:t>Histórico: Criação inicial.</w:t>
-      </w:r>
-    </w:p>
+        <w:t>Histórico: Criação inicial; inclusão de limite comercial/compliance.</w:t>
+      </w:r>
+    </w:p>
+    <w:p/>
     <w:p>
       <w:pPr>
         <w:pStyle w:val="Heading2"/>
@@ -1907,11 +2237,13 @@
         <w:t>Código</w:t>
       </w:r>
     </w:p>
+    <w:p/>
     <w:p>
       <w:r>
         <w:t>CASE-AUTO-0026</w:t>
       </w:r>
     </w:p>
+    <w:p/>
     <w:p>
       <w:pPr>
         <w:pStyle w:val="Heading2"/>
@@ -1920,11 +2252,13 @@
         <w:t>Produto ou categoria</w:t>
       </w:r>
     </w:p>
+    <w:p/>
     <w:p>
       <w:r>
         <w:t>AUTO</w:t>
       </w:r>
     </w:p>
+    <w:p/>
     <w:p>
       <w:pPr>
         <w:pStyle w:val="Heading2"/>
@@ -1933,11 +2267,13 @@
         <w:t>Situação</w:t>
       </w:r>
     </w:p>
+    <w:p/>
     <w:p>
       <w:r>
         <w:t>Veículo precisa de guincho e oficina após pane ou acidente.</w:t>
       </w:r>
     </w:p>
+    <w:p/>
     <w:p>
       <w:pPr>
         <w:pStyle w:val="Heading2"/>
@@ -1946,11 +2282,13 @@
         <w:t>Problema</w:t>
       </w:r>
     </w:p>
+    <w:p/>
     <w:p>
       <w:r>
         <w:t>Cliente pode tomar decisão incorreta por falta de compreensão técnica, documentação incompleta ou comunicação informal com terceiros.</w:t>
       </w:r>
     </w:p>
+    <w:p/>
     <w:p>
       <w:pPr>
         <w:pStyle w:val="Heading2"/>
@@ -1959,11 +2297,13 @@
         <w:t>Análise</w:t>
       </w:r>
     </w:p>
+    <w:p/>
     <w:p>
       <w:r>
         <w:t>O atendimento deve separar fatos, documentos, responsabilidade, cobertura e decisão da seguradora. O corretor deve orientar sem prometer resultado antes da análise formal.</w:t>
       </w:r>
     </w:p>
+    <w:p/>
     <w:p>
       <w:pPr>
         <w:pStyle w:val="Heading2"/>
@@ -1972,11 +2312,13 @@
         <w:t>Orientação ao corretor</w:t>
       </w:r>
     </w:p>
+    <w:p/>
     <w:p>
       <w:r>
         <w:t>Coletar dados essenciais, registrar a situação, conectar o cliente aos documentos corretos e confirmar próximos passos com a seguradora.</w:t>
       </w:r>
     </w:p>
+    <w:p/>
     <w:p>
       <w:pPr>
         <w:pStyle w:val="Heading2"/>
@@ -1985,11 +2327,13 @@
         <w:t>Como explicar ao cliente brasileiro</w:t>
       </w:r>
     </w:p>
+    <w:p/>
     <w:p>
       <w:r>
         <w:t>Vamos organizar as informações e documentos antes de decidir qualquer coisa. Assim evitamos erro e ajudamos a seguradora a analisar corretamente.</w:t>
       </w:r>
     </w:p>
+    <w:p/>
     <w:p>
       <w:pPr>
         <w:pStyle w:val="Heading2"/>
@@ -1998,19 +2342,37 @@
         <w:t>Resultado esperado</w:t>
       </w:r>
     </w:p>
+    <w:p/>
     <w:p>
       <w:r>
         <w:t>Cliente entende o procedimento, evita acordo ou decisão precipitada e segue o fluxo correto de atendimento.</w:t>
       </w:r>
     </w:p>
+    <w:p/>
     <w:p>
       <w:pPr>
         <w:pStyle w:val="Heading2"/>
       </w:pPr>
       <w:r>
+        <w:t>Limite comercial/compliance</w:t>
+      </w:r>
+    </w:p>
+    <w:p/>
+    <w:p>
+      <w:r>
+        <w:t>O corretor deve usar este caso como orientação de atendimento, sem prometer cobertura, valor, prazo de pagamento, aceitação de responsabilidade ou resultado de análise. A decisão final depende da apólice, documentos, circunstâncias do evento e avaliação da seguradora.</w:t>
+      </w:r>
+    </w:p>
+    <w:p/>
+    <w:p>
+      <w:pPr>
+        <w:pStyle w:val="Heading2"/>
+      </w:pPr>
+      <w:r>
         <w:t>Termos relacionados</w:t>
       </w:r>
     </w:p>
+    <w:p/>
     <w:p>
       <w:pPr>
         <w:pStyle w:val="ListBullet"/>
@@ -2043,6 +2405,7 @@
         <w:t>AUTO-0053 - 保険代理店 - Agência ou corretora de seguros</w:t>
       </w:r>
     </w:p>
+    <w:p/>
     <w:p>
       <w:pPr>
         <w:pStyle w:val="Heading2"/>
@@ -2051,6 +2414,7 @@
         <w:t>FAQs relacionadas</w:t>
       </w:r>
     </w:p>
+    <w:p/>
     <w:p>
       <w:pPr>
         <w:pStyle w:val="ListBullet"/>
@@ -2083,6 +2447,7 @@
         <w:t>FAQ-AUTO-0050</w:t>
       </w:r>
     </w:p>
+    <w:p/>
     <w:p>
       <w:pPr>
         <w:pStyle w:val="Heading2"/>
@@ -2091,6 +2456,7 @@
         <w:t>Diálogos relacionados</w:t>
       </w:r>
     </w:p>
+    <w:p/>
     <w:p>
       <w:pPr>
         <w:pStyle w:val="ListBullet"/>
@@ -2099,6 +2465,7 @@
         <w:t>DIALOGUE-AUTO-0018</w:t>
       </w:r>
     </w:p>
+    <w:p/>
     <w:p>
       <w:pPr>
         <w:pStyle w:val="Heading2"/>
@@ -2107,6 +2474,7 @@
         <w:t>Referências cruzadas</w:t>
       </w:r>
     </w:p>
+    <w:p/>
     <w:p>
       <w:pPr>
         <w:pStyle w:val="ListBullet"/>
@@ -2179,6 +2547,7 @@
         <w:t>DIALOGUE-AUTO-0018</w:t>
       </w:r>
     </w:p>
+    <w:p/>
     <w:p>
       <w:pPr>
         <w:pStyle w:val="Heading2"/>
@@ -2187,6 +2556,7 @@
         <w:t>Referências</w:t>
       </w:r>
     </w:p>
+    <w:p/>
     <w:p>
       <w:pPr>
         <w:pStyle w:val="ListBullet"/>
@@ -2195,6 +2565,7 @@
         <w:t>Documento interno: `EDITORIAL_RULES.md`</w:t>
       </w:r>
     </w:p>
+    <w:p/>
     <w:p>
       <w:pPr>
         <w:pStyle w:val="Heading2"/>
@@ -2203,6 +2574,7 @@
         <w:t>Tags</w:t>
       </w:r>
     </w:p>
+    <w:p/>
     <w:p>
       <w:pPr>
         <w:pStyle w:val="ListBullet"/>
@@ -2235,6 +2607,7 @@
         <w:t>atendimento</w:t>
       </w:r>
     </w:p>
+    <w:p/>
     <w:p>
       <w:pPr>
         <w:pStyle w:val="Heading2"/>
@@ -2243,6 +2616,7 @@
         <w:t>Veja também</w:t>
       </w:r>
     </w:p>
+    <w:p/>
     <w:p>
       <w:pPr>
         <w:pStyle w:val="ListBullet"/>
@@ -2251,6 +2625,7 @@
         <w:t>`14_FAQ/AUTO/FAQ-AUTO-0047.md`</w:t>
       </w:r>
     </w:p>
+    <w:p/>
     <w:p>
       <w:pPr>
         <w:pStyle w:val="Heading2"/>
@@ -2259,6 +2634,7 @@
         <w:t>Histórico de revisão</w:t>
       </w:r>
     </w:p>
+    <w:p/>
     <w:p>
       <w:r>
         <w:t>| Data | Versão | Autor | Alteração |</w:t>
@@ -2276,9 +2652,16 @@
     </w:p>
     <w:p>
       <w:r>
-        <w:t>————————————————————————</w:t>
-      </w:r>
-    </w:p>
+        <w:t>| 2026-06-26 | 0.2 | JP-BR Insurance Knowledge Base | Inclusão de limite comercial/compliance para uso seguro em atendimento e NotebookLM. |</w:t>
+      </w:r>
+    </w:p>
+    <w:p/>
+    <w:p>
+      <w:r>
+        <w:br w:type="page"/>
+      </w:r>
+    </w:p>
+    <w:p/>
     <w:p>
       <w:pPr>
         <w:pStyle w:val="Heading1"/>
@@ -2287,6 +2670,7 @@
         <w:t>CASE-AUTO-0027 - Informação incorreta na contratação causa risco contratual</w:t>
       </w:r>
     </w:p>
+    <w:p/>
     <w:p>
       <w:pPr>
         <w:pStyle w:val="Heading2"/>
@@ -2295,12 +2679,13 @@
         <w:t>Controle</w:t>
       </w:r>
     </w:p>
+    <w:p/>
     <w:p>
       <w:pPr>
         <w:pStyle w:val="ListBullet"/>
       </w:pPr>
       <w:r>
-        <w:t>Versão: 0.1</w:t>
+        <w:t>Versão: 0.2</w:t>
       </w:r>
     </w:p>
     <w:p>
@@ -2324,9 +2709,10 @@
         <w:pStyle w:val="ListBullet"/>
       </w:pPr>
       <w:r>
-        <w:t>Histórico: Criação inicial.</w:t>
-      </w:r>
-    </w:p>
+        <w:t>Histórico: Criação inicial; inclusão de limite comercial/compliance.</w:t>
+      </w:r>
+    </w:p>
+    <w:p/>
     <w:p>
       <w:pPr>
         <w:pStyle w:val="Heading2"/>
@@ -2335,11 +2721,13 @@
         <w:t>Código</w:t>
       </w:r>
     </w:p>
+    <w:p/>
     <w:p>
       <w:r>
         <w:t>CASE-AUTO-0027</w:t>
       </w:r>
     </w:p>
+    <w:p/>
     <w:p>
       <w:pPr>
         <w:pStyle w:val="Heading2"/>
@@ -2348,11 +2736,13 @@
         <w:t>Produto ou categoria</w:t>
       </w:r>
     </w:p>
+    <w:p/>
     <w:p>
       <w:r>
         <w:t>AUTO</w:t>
       </w:r>
     </w:p>
+    <w:p/>
     <w:p>
       <w:pPr>
         <w:pStyle w:val="Heading2"/>
@@ -2361,11 +2751,13 @@
         <w:t>Situação</w:t>
       </w:r>
     </w:p>
+    <w:p/>
     <w:p>
       <w:r>
         <w:t>Informação incorreta na contratação causa risco contratual.</w:t>
       </w:r>
     </w:p>
+    <w:p/>
     <w:p>
       <w:pPr>
         <w:pStyle w:val="Heading2"/>
@@ -2374,11 +2766,13 @@
         <w:t>Problema</w:t>
       </w:r>
     </w:p>
+    <w:p/>
     <w:p>
       <w:r>
         <w:t>Cliente pode tomar decisão incorreta por falta de compreensão técnica, documentação incompleta ou comunicação informal com terceiros.</w:t>
       </w:r>
     </w:p>
+    <w:p/>
     <w:p>
       <w:pPr>
         <w:pStyle w:val="Heading2"/>
@@ -2387,11 +2781,13 @@
         <w:t>Análise</w:t>
       </w:r>
     </w:p>
+    <w:p/>
     <w:p>
       <w:r>
         <w:t>O atendimento deve separar fatos, documentos, responsabilidade, cobertura e decisão da seguradora. O corretor deve orientar sem prometer resultado antes da análise formal.</w:t>
       </w:r>
     </w:p>
+    <w:p/>
     <w:p>
       <w:pPr>
         <w:pStyle w:val="Heading2"/>
@@ -2400,11 +2796,13 @@
         <w:t>Orientação ao corretor</w:t>
       </w:r>
     </w:p>
+    <w:p/>
     <w:p>
       <w:r>
         <w:t>Coletar dados essenciais, registrar a situação, conectar o cliente aos documentos corretos e confirmar próximos passos com a seguradora.</w:t>
       </w:r>
     </w:p>
+    <w:p/>
     <w:p>
       <w:pPr>
         <w:pStyle w:val="Heading2"/>
@@ -2413,11 +2811,13 @@
         <w:t>Como explicar ao cliente brasileiro</w:t>
       </w:r>
     </w:p>
+    <w:p/>
     <w:p>
       <w:r>
         <w:t>Vamos organizar as informações e documentos antes de decidir qualquer coisa. Assim evitamos erro e ajudamos a seguradora a analisar corretamente.</w:t>
       </w:r>
     </w:p>
+    <w:p/>
     <w:p>
       <w:pPr>
         <w:pStyle w:val="Heading2"/>
@@ -2426,19 +2826,37 @@
         <w:t>Resultado esperado</w:t>
       </w:r>
     </w:p>
+    <w:p/>
     <w:p>
       <w:r>
         <w:t>Cliente entende o procedimento, evita acordo ou decisão precipitada e segue o fluxo correto de atendimento.</w:t>
       </w:r>
     </w:p>
+    <w:p/>
     <w:p>
       <w:pPr>
         <w:pStyle w:val="Heading2"/>
       </w:pPr>
       <w:r>
+        <w:t>Limite comercial/compliance</w:t>
+      </w:r>
+    </w:p>
+    <w:p/>
+    <w:p>
+      <w:r>
+        <w:t>O corretor deve usar este caso como orientação de atendimento, sem prometer cobertura, valor, prazo de pagamento, aceitação de responsabilidade ou resultado de análise. A decisão final depende da apólice, documentos, circunstâncias do evento e avaliação da seguradora.</w:t>
+      </w:r>
+    </w:p>
+    <w:p/>
+    <w:p>
+      <w:pPr>
+        <w:pStyle w:val="Heading2"/>
+      </w:pPr>
+      <w:r>
         <w:t>Termos relacionados</w:t>
       </w:r>
     </w:p>
+    <w:p/>
     <w:p>
       <w:pPr>
         <w:pStyle w:val="ListBullet"/>
@@ -2471,6 +2889,7 @@
         <w:t>AUTO-0057 - 変更手続き - Procedimento de alteração</w:t>
       </w:r>
     </w:p>
+    <w:p/>
     <w:p>
       <w:pPr>
         <w:pStyle w:val="Heading2"/>
@@ -2479,6 +2898,7 @@
         <w:t>FAQs relacionadas</w:t>
       </w:r>
     </w:p>
+    <w:p/>
     <w:p>
       <w:pPr>
         <w:pStyle w:val="ListBullet"/>
@@ -2511,6 +2931,7 @@
         <w:t>FAQ-AUTO-0054</w:t>
       </w:r>
     </w:p>
+    <w:p/>
     <w:p>
       <w:pPr>
         <w:pStyle w:val="Heading2"/>
@@ -2519,6 +2940,7 @@
         <w:t>Diálogos relacionados</w:t>
       </w:r>
     </w:p>
+    <w:p/>
     <w:p>
       <w:pPr>
         <w:pStyle w:val="ListBullet"/>
@@ -2527,6 +2949,7 @@
         <w:t>DIALOGUE-AUTO-0019</w:t>
       </w:r>
     </w:p>
+    <w:p/>
     <w:p>
       <w:pPr>
         <w:pStyle w:val="Heading2"/>
@@ -2535,6 +2958,7 @@
         <w:t>Referências cruzadas</w:t>
       </w:r>
     </w:p>
+    <w:p/>
     <w:p>
       <w:pPr>
         <w:pStyle w:val="ListBullet"/>
@@ -2607,6 +3031,7 @@
         <w:t>DIALOGUE-AUTO-0019</w:t>
       </w:r>
     </w:p>
+    <w:p/>
     <w:p>
       <w:pPr>
         <w:pStyle w:val="Heading2"/>
@@ -2615,6 +3040,7 @@
         <w:t>Referências</w:t>
       </w:r>
     </w:p>
+    <w:p/>
     <w:p>
       <w:pPr>
         <w:pStyle w:val="ListBullet"/>
@@ -2623,6 +3049,7 @@
         <w:t>Documento interno: `EDITORIAL_RULES.md`</w:t>
       </w:r>
     </w:p>
+    <w:p/>
     <w:p>
       <w:pPr>
         <w:pStyle w:val="Heading2"/>
@@ -2631,6 +3058,7 @@
         <w:t>Tags</w:t>
       </w:r>
     </w:p>
+    <w:p/>
     <w:p>
       <w:pPr>
         <w:pStyle w:val="ListBullet"/>
@@ -2663,6 +3091,7 @@
         <w:t>atendimento</w:t>
       </w:r>
     </w:p>
+    <w:p/>
     <w:p>
       <w:pPr>
         <w:pStyle w:val="Heading2"/>
@@ -2671,6 +3100,7 @@
         <w:t>Veja também</w:t>
       </w:r>
     </w:p>
+    <w:p/>
     <w:p>
       <w:pPr>
         <w:pStyle w:val="ListBullet"/>
@@ -2679,6 +3109,7 @@
         <w:t>`14_FAQ/AUTO/FAQ-AUTO-0051.md`</w:t>
       </w:r>
     </w:p>
+    <w:p/>
     <w:p>
       <w:pPr>
         <w:pStyle w:val="Heading2"/>
@@ -2687,6 +3118,7 @@
         <w:t>Histórico de revisão</w:t>
       </w:r>
     </w:p>
+    <w:p/>
     <w:p>
       <w:r>
         <w:t>| Data | Versão | Autor | Alteração |</w:t>
@@ -2704,9 +3136,16 @@
     </w:p>
     <w:p>
       <w:r>
-        <w:t>————————————————————————</w:t>
-      </w:r>
-    </w:p>
+        <w:t>| 2026-06-26 | 0.2 | JP-BR Insurance Knowledge Base | Inclusão de limite comercial/compliance para uso seguro em atendimento e NotebookLM. |</w:t>
+      </w:r>
+    </w:p>
+    <w:p/>
+    <w:p>
+      <w:r>
+        <w:br w:type="page"/>
+      </w:r>
+    </w:p>
+    <w:p/>
     <w:p>
       <w:pPr>
         <w:pStyle w:val="Heading1"/>
@@ -2715,6 +3154,7 @@
         <w:t>CASE-AUTO-0028 - Cliente precisa comprovar apólice, renovação ou interrupção</w:t>
       </w:r>
     </w:p>
+    <w:p/>
     <w:p>
       <w:pPr>
         <w:pStyle w:val="Heading2"/>
@@ -2723,12 +3163,13 @@
         <w:t>Controle</w:t>
       </w:r>
     </w:p>
+    <w:p/>
     <w:p>
       <w:pPr>
         <w:pStyle w:val="ListBullet"/>
       </w:pPr>
       <w:r>
-        <w:t>Versão: 0.1</w:t>
+        <w:t>Versão: 0.2</w:t>
       </w:r>
     </w:p>
     <w:p>
@@ -2752,9 +3193,10 @@
         <w:pStyle w:val="ListBullet"/>
       </w:pPr>
       <w:r>
-        <w:t>Histórico: Criação inicial.</w:t>
-      </w:r>
-    </w:p>
+        <w:t>Histórico: Criação inicial; inclusão de limite comercial/compliance.</w:t>
+      </w:r>
+    </w:p>
+    <w:p/>
     <w:p>
       <w:pPr>
         <w:pStyle w:val="Heading2"/>
@@ -2763,11 +3205,13 @@
         <w:t>Código</w:t>
       </w:r>
     </w:p>
+    <w:p/>
     <w:p>
       <w:r>
         <w:t>CASE-AUTO-0028</w:t>
       </w:r>
     </w:p>
+    <w:p/>
     <w:p>
       <w:pPr>
         <w:pStyle w:val="Heading2"/>
@@ -2776,11 +3220,13 @@
         <w:t>Produto ou categoria</w:t>
       </w:r>
     </w:p>
+    <w:p/>
     <w:p>
       <w:r>
         <w:t>AUTO</w:t>
       </w:r>
     </w:p>
+    <w:p/>
     <w:p>
       <w:pPr>
         <w:pStyle w:val="Heading2"/>
@@ -2789,11 +3235,13 @@
         <w:t>Situação</w:t>
       </w:r>
     </w:p>
+    <w:p/>
     <w:p>
       <w:r>
         <w:t>Cliente precisa comprovar apólice, renovação ou interrupção.</w:t>
       </w:r>
     </w:p>
+    <w:p/>
     <w:p>
       <w:pPr>
         <w:pStyle w:val="Heading2"/>
@@ -2802,11 +3250,13 @@
         <w:t>Problema</w:t>
       </w:r>
     </w:p>
+    <w:p/>
     <w:p>
       <w:r>
         <w:t>Cliente pode tomar decisão incorreta por falta de compreensão técnica, documentação incompleta ou comunicação informal com terceiros.</w:t>
       </w:r>
     </w:p>
+    <w:p/>
     <w:p>
       <w:pPr>
         <w:pStyle w:val="Heading2"/>
@@ -2815,11 +3265,13 @@
         <w:t>Análise</w:t>
       </w:r>
     </w:p>
+    <w:p/>
     <w:p>
       <w:r>
         <w:t>O atendimento deve separar fatos, documentos, responsabilidade, cobertura e decisão da seguradora. O corretor deve orientar sem prometer resultado antes da análise formal.</w:t>
       </w:r>
     </w:p>
+    <w:p/>
     <w:p>
       <w:pPr>
         <w:pStyle w:val="Heading2"/>
@@ -2828,11 +3280,13 @@
         <w:t>Orientação ao corretor</w:t>
       </w:r>
     </w:p>
+    <w:p/>
     <w:p>
       <w:r>
         <w:t>Coletar dados essenciais, registrar a situação, conectar o cliente aos documentos corretos e confirmar próximos passos com a seguradora.</w:t>
       </w:r>
     </w:p>
+    <w:p/>
     <w:p>
       <w:pPr>
         <w:pStyle w:val="Heading2"/>
@@ -2841,11 +3295,13 @@
         <w:t>Como explicar ao cliente brasileiro</w:t>
       </w:r>
     </w:p>
+    <w:p/>
     <w:p>
       <w:r>
         <w:t>Vamos organizar as informações e documentos antes de decidir qualquer coisa. Assim evitamos erro e ajudamos a seguradora a analisar corretamente.</w:t>
       </w:r>
     </w:p>
+    <w:p/>
     <w:p>
       <w:pPr>
         <w:pStyle w:val="Heading2"/>
@@ -2854,19 +3310,37 @@
         <w:t>Resultado esperado</w:t>
       </w:r>
     </w:p>
+    <w:p/>
     <w:p>
       <w:r>
         <w:t>Cliente entende o procedimento, evita acordo ou decisão precipitada e segue o fluxo correto de atendimento.</w:t>
       </w:r>
     </w:p>
+    <w:p/>
     <w:p>
       <w:pPr>
         <w:pStyle w:val="Heading2"/>
       </w:pPr>
       <w:r>
+        <w:t>Limite comercial/compliance</w:t>
+      </w:r>
+    </w:p>
+    <w:p/>
+    <w:p>
+      <w:r>
+        <w:t>O corretor deve usar este caso como orientação de atendimento, sem prometer cobertura, valor, prazo de pagamento, aceitação de responsabilidade ou resultado de análise. A decisão final depende da apólice, documentos, circunstâncias do evento e avaliação da seguradora.</w:t>
+      </w:r>
+    </w:p>
+    <w:p/>
+    <w:p>
+      <w:pPr>
+        <w:pStyle w:val="Heading2"/>
+      </w:pPr>
+      <w:r>
         <w:t>Termos relacionados</w:t>
       </w:r>
     </w:p>
+    <w:p/>
     <w:p>
       <w:pPr>
         <w:pStyle w:val="ListBullet"/>
@@ -2891,6 +3365,7 @@
         <w:t>AUTO-0060 - 中断証明書 - Certificado de interrupção</w:t>
       </w:r>
     </w:p>
+    <w:p/>
     <w:p>
       <w:pPr>
         <w:pStyle w:val="Heading2"/>
@@ -2899,6 +3374,7 @@
         <w:t>FAQs relacionadas</w:t>
       </w:r>
     </w:p>
+    <w:p/>
     <w:p>
       <w:pPr>
         <w:pStyle w:val="ListBullet"/>
@@ -2923,6 +3399,7 @@
         <w:t>FAQ-AUTO-0057</w:t>
       </w:r>
     </w:p>
+    <w:p/>
     <w:p>
       <w:pPr>
         <w:pStyle w:val="Heading2"/>
@@ -2931,6 +3408,7 @@
         <w:t>Diálogos relacionados</w:t>
       </w:r>
     </w:p>
+    <w:p/>
     <w:p>
       <w:pPr>
         <w:pStyle w:val="ListBullet"/>
@@ -2939,6 +3417,7 @@
         <w:t>DIALOGUE-AUTO-0020</w:t>
       </w:r>
     </w:p>
+    <w:p/>
     <w:p>
       <w:pPr>
         <w:pStyle w:val="Heading2"/>
@@ -2947,6 +3426,7 @@
         <w:t>Referências cruzadas</w:t>
       </w:r>
     </w:p>
+    <w:p/>
     <w:p>
       <w:pPr>
         <w:pStyle w:val="ListBullet"/>
@@ -3003,6 +3483,7 @@
         <w:t>DIALOGUE-AUTO-0020</w:t>
       </w:r>
     </w:p>
+    <w:p/>
     <w:p>
       <w:pPr>
         <w:pStyle w:val="Heading2"/>
@@ -3011,6 +3492,7 @@
         <w:t>Referências</w:t>
       </w:r>
     </w:p>
+    <w:p/>
     <w:p>
       <w:pPr>
         <w:pStyle w:val="ListBullet"/>
@@ -3019,6 +3501,7 @@
         <w:t>Documento interno: `EDITORIAL_RULES.md`</w:t>
       </w:r>
     </w:p>
+    <w:p/>
     <w:p>
       <w:pPr>
         <w:pStyle w:val="Heading2"/>
@@ -3027,6 +3510,7 @@
         <w:t>Tags</w:t>
       </w:r>
     </w:p>
+    <w:p/>
     <w:p>
       <w:pPr>
         <w:pStyle w:val="ListBullet"/>
@@ -3059,6 +3543,7 @@
         <w:t>atendimento</w:t>
       </w:r>
     </w:p>
+    <w:p/>
     <w:p>
       <w:pPr>
         <w:pStyle w:val="Heading2"/>
@@ -3067,6 +3552,7 @@
         <w:t>Veja também</w:t>
       </w:r>
     </w:p>
+    <w:p/>
     <w:p>
       <w:pPr>
         <w:pStyle w:val="ListBullet"/>
@@ -3075,6 +3561,7 @@
         <w:t>`14_FAQ/AUTO/FAQ-AUTO-0055.md`</w:t>
       </w:r>
     </w:p>
+    <w:p/>
     <w:p>
       <w:pPr>
         <w:pStyle w:val="Heading2"/>
@@ -3083,6 +3570,7 @@
         <w:t>Histórico de revisão</w:t>
       </w:r>
     </w:p>
+    <w:p/>
     <w:p>
       <w:r>
         <w:t>| Data | Versão | Autor | Alteração |</w:t>
@@ -3096,6 +3584,36 @@
     <w:p>
       <w:r>
         <w:t>| 2026-06-25 | 0.1 | JP-BR Insurance Knowledge Base | Criação inicial. |</w:t>
+      </w:r>
+    </w:p>
+    <w:p>
+      <w:r>
+        <w:t>| 2026-06-26 | 0.2 | JP-BR Insurance Knowledge Base | Inclusão de limite comercial/compliance para uso seguro em atendimento e NotebookLM. |</w:t>
+      </w:r>
+    </w:p>
+    <w:p/>
+    <w:p>
+      <w:pPr>
+        <w:pStyle w:val="Heading2"/>
+      </w:pPr>
+      <w:r>
+        <w:t>Histórico de revisão</w:t>
+      </w:r>
+    </w:p>
+    <w:p/>
+    <w:p>
+      <w:r>
+        <w:t>| Data | Versão | Autor | Alteração |</w:t>
+      </w:r>
+    </w:p>
+    <w:p>
+      <w:r>
+        <w:t>| --- | --- | --- | --- |</w:t>
+      </w:r>
+    </w:p>
+    <w:p>
+      <w:r>
+        <w:t>| 2026-06-26 | 0.2 | JP-BR Insurance Knowledge Base | Regeneração do pacote com normalização de compliance dos estudos de caso AUTO. |</w:t>
       </w:r>
     </w:p>
     <w:sectPr>
@@ -3472,7 +3990,7 @@
     <w:qFormat/>
     <w:rsid w:val="00FC693F"/>
     <w:rPr>
-      <w:rFonts w:ascii="Arial Unicode MS" w:hAnsi="Arial Unicode MS"/>
+      <w:rFonts w:ascii="Arial" w:hAnsi="Arial"/>
       <w:sz w:val="20"/>
     </w:rPr>
   </w:style>
